--- a/Documentation/3MF Editor Build Instructions for Eclipse.docx
+++ b/Documentation/3MF Editor Build Instructions for Eclipse.docx
@@ -4,16 +4,234 @@
   <w:body>
     <w:p>
       <w:pPr>
+        <w:jc w:val="center"/>
+        <w:rPr>
+          <w:b/>
+          <w:bCs/>
+          <w:sz w:val="72"/>
+          <w:szCs w:val="72"/>
+        </w:rPr>
+      </w:pPr>
+      <w:r>
+        <w:rPr>
+          <w:b/>
+          <w:bCs/>
+          <w:sz w:val="72"/>
+          <w:szCs w:val="72"/>
+        </w:rPr>
+        <w:t>3MF Editor Build Instructions for Eclipse IDE</w:t>
+      </w:r>
+    </w:p>
+    <w:p>
+      <w:pPr>
+        <w:jc w:val="center"/>
+        <w:rPr>
+          <w:sz w:val="40"/>
+          <w:szCs w:val="40"/>
+        </w:rPr>
+      </w:pPr>
+      <w:r>
+        <w:rPr>
+          <w:sz w:val="40"/>
+          <w:szCs w:val="40"/>
+        </w:rPr>
+        <w:t xml:space="preserve">Version </w:t>
+      </w:r>
+      <w:r>
+        <w:rPr>
+          <w:sz w:val="40"/>
+          <w:szCs w:val="40"/>
+        </w:rPr>
+        <w:t>1.00</w:t>
+      </w:r>
+    </w:p>
+    <w:p>
+      <w:pPr>
+        <w:jc w:val="center"/>
+      </w:pPr>
+    </w:p>
+    <w:p>
+      <w:pPr>
+        <w:jc w:val="center"/>
+      </w:pPr>
+    </w:p>
+    <w:p>
+      <w:pPr>
+        <w:jc w:val="center"/>
+      </w:pPr>
+    </w:p>
+    <w:p>
+      <w:pPr>
+        <w:jc w:val="center"/>
+      </w:pPr>
+    </w:p>
+    <w:p>
+      <w:pPr>
+        <w:jc w:val="center"/>
+      </w:pPr>
+    </w:p>
+    <w:p>
+      <w:pPr>
+        <w:jc w:val="center"/>
+      </w:pPr>
+    </w:p>
+    <w:p>
+      <w:pPr>
+        <w:jc w:val="center"/>
+      </w:pPr>
+    </w:p>
+    <w:p>
+      <w:pPr>
+        <w:jc w:val="center"/>
+      </w:pPr>
+    </w:p>
+    <w:tbl>
+      <w:tblPr>
+        <w:tblStyle w:val="TableGrid"/>
+        <w:tblW w:w="0" w:type="auto"/>
+        <w:tblLook w:val="04A0" w:firstRow="1" w:lastRow="0" w:firstColumn="1" w:lastColumn="0" w:noHBand="0" w:noVBand="1"/>
+      </w:tblPr>
+      <w:tblGrid>
+        <w:gridCol w:w="1231"/>
+        <w:gridCol w:w="6143"/>
+        <w:gridCol w:w="1976"/>
+      </w:tblGrid>
+      <w:tr>
+        <w:tc>
+          <w:tcPr>
+            <w:tcW w:w="1231" w:type="dxa"/>
+          </w:tcPr>
+          <w:p>
+            <w:pPr>
+              <w:jc w:val="center"/>
+              <w:rPr>
+                <w:b/>
+                <w:bCs/>
+              </w:rPr>
+            </w:pPr>
+            <w:r>
+              <w:rPr>
+                <w:b/>
+                <w:bCs/>
+              </w:rPr>
+              <w:t>Version</w:t>
+            </w:r>
+          </w:p>
+        </w:tc>
+        <w:tc>
+          <w:tcPr>
+            <w:tcW w:w="6143" w:type="dxa"/>
+          </w:tcPr>
+          <w:p>
+            <w:pPr>
+              <w:jc w:val="center"/>
+              <w:rPr>
+                <w:b/>
+                <w:bCs/>
+              </w:rPr>
+            </w:pPr>
+            <w:r>
+              <w:rPr>
+                <w:b/>
+                <w:bCs/>
+              </w:rPr>
+              <w:t>Changes</w:t>
+            </w:r>
+          </w:p>
+        </w:tc>
+        <w:tc>
+          <w:tcPr>
+            <w:tcW w:w="1976" w:type="dxa"/>
+          </w:tcPr>
+          <w:p>
+            <w:pPr>
+              <w:jc w:val="center"/>
+              <w:rPr>
+                <w:b/>
+                <w:bCs/>
+              </w:rPr>
+            </w:pPr>
+            <w:r>
+              <w:rPr>
+                <w:b/>
+                <w:bCs/>
+              </w:rPr>
+              <w:t>Date/Editor</w:t>
+            </w:r>
+          </w:p>
+        </w:tc>
+      </w:tr>
+      <w:tr>
+        <w:tc>
+          <w:tcPr>
+            <w:tcW w:w="1231" w:type="dxa"/>
+          </w:tcPr>
+          <w:p>
+            <w:pPr>
+              <w:jc w:val="center"/>
+              <w:rPr>
+                <w:szCs w:val="20"/>
+              </w:rPr>
+            </w:pPr>
+            <w:r>
+              <w:rPr>
+                <w:szCs w:val="20"/>
+              </w:rPr>
+              <w:t>1.0</w:t>
+            </w:r>
+          </w:p>
+        </w:tc>
+        <w:tc>
+          <w:tcPr>
+            <w:tcW w:w="6143" w:type="dxa"/>
+          </w:tcPr>
+          <w:p>
+            <w:pPr>
+              <w:pStyle w:val="ListParagraph"/>
+              <w:numPr>
+                <w:ilvl w:val="0"/>
+                <w:numId w:val="4"/>
+              </w:numPr>
+            </w:pPr>
+            <w:r>
+              <w:t>Initial Release</w:t>
+            </w:r>
+          </w:p>
+        </w:tc>
+        <w:tc>
+          <w:tcPr>
+            <w:tcW w:w="1976" w:type="dxa"/>
+          </w:tcPr>
+          <w:p>
+            <w:r>
+              <w:t>JZ – 10/1/22</w:t>
+            </w:r>
+          </w:p>
+        </w:tc>
+      </w:tr>
+    </w:tbl>
+    <w:p>
+      <w:pPr>
+        <w:jc w:val="center"/>
+      </w:pPr>
+      <w:r>
+        <w:br w:type="page"/>
+      </w:r>
+    </w:p>
+    <w:p>
+      <w:pPr>
         <w:rPr>
           <w:sz w:val="28"/>
           <w:szCs w:val="28"/>
         </w:rPr>
       </w:pPr>
+      <w:bookmarkStart w:id="0" w:name="_Hlk209428838"/>
       <w:r>
         <w:rPr>
           <w:sz w:val="28"/>
           <w:szCs w:val="28"/>
         </w:rPr>
+        <w:lastRenderedPageBreak/>
         <w:t>3MF Editor Build Instructions</w:t>
       </w:r>
       <w:r>
@@ -24,6 +242,7 @@
         <w:t xml:space="preserve"> for Eclipse IDE</w:t>
       </w:r>
     </w:p>
+    <w:bookmarkEnd w:id="0"/>
     <w:p>
       <w:r>
         <w:t>Prerequisites:</w:t>
@@ -494,6 +713,119 @@
     </w:lvl>
   </w:abstractNum>
   <w:abstractNum w:abstractNumId="1" w15:restartNumberingAfterBreak="0">
+    <w:nsid w:val="0AE63876"/>
+    <w:multiLevelType w:val="hybridMultilevel"/>
+    <w:tmpl w:val="C5828528"/>
+    <w:lvl w:ilvl="0" w:tplc="04090001">
+      <w:start w:val="1"/>
+      <w:numFmt w:val="bullet"/>
+      <w:lvlText w:val=""/>
+      <w:lvlJc w:val="left"/>
+      <w:pPr>
+        <w:ind w:left="630" w:hanging="360"/>
+      </w:pPr>
+      <w:rPr>
+        <w:rFonts w:ascii="Symbol" w:hAnsi="Symbol" w:hint="default"/>
+      </w:rPr>
+    </w:lvl>
+    <w:lvl w:ilvl="1" w:tplc="04090003">
+      <w:start w:val="1"/>
+      <w:numFmt w:val="bullet"/>
+      <w:lvlText w:val="o"/>
+      <w:lvlJc w:val="left"/>
+      <w:pPr>
+        <w:ind w:left="1440" w:hanging="360"/>
+      </w:pPr>
+      <w:rPr>
+        <w:rFonts w:ascii="Courier New" w:hAnsi="Courier New" w:cs="Courier New" w:hint="default"/>
+      </w:rPr>
+    </w:lvl>
+    <w:lvl w:ilvl="2" w:tplc="04090005">
+      <w:start w:val="1"/>
+      <w:numFmt w:val="bullet"/>
+      <w:lvlText w:val=""/>
+      <w:lvlJc w:val="left"/>
+      <w:pPr>
+        <w:ind w:left="2160" w:hanging="360"/>
+      </w:pPr>
+      <w:rPr>
+        <w:rFonts w:ascii="Wingdings" w:hAnsi="Wingdings" w:hint="default"/>
+      </w:rPr>
+    </w:lvl>
+    <w:lvl w:ilvl="3" w:tplc="04090001" w:tentative="1">
+      <w:start w:val="1"/>
+      <w:numFmt w:val="bullet"/>
+      <w:lvlText w:val=""/>
+      <w:lvlJc w:val="left"/>
+      <w:pPr>
+        <w:ind w:left="2880" w:hanging="360"/>
+      </w:pPr>
+      <w:rPr>
+        <w:rFonts w:ascii="Symbol" w:hAnsi="Symbol" w:hint="default"/>
+      </w:rPr>
+    </w:lvl>
+    <w:lvl w:ilvl="4" w:tplc="04090003" w:tentative="1">
+      <w:start w:val="1"/>
+      <w:numFmt w:val="bullet"/>
+      <w:lvlText w:val="o"/>
+      <w:lvlJc w:val="left"/>
+      <w:pPr>
+        <w:ind w:left="3600" w:hanging="360"/>
+      </w:pPr>
+      <w:rPr>
+        <w:rFonts w:ascii="Courier New" w:hAnsi="Courier New" w:cs="Courier New" w:hint="default"/>
+      </w:rPr>
+    </w:lvl>
+    <w:lvl w:ilvl="5" w:tplc="04090005" w:tentative="1">
+      <w:start w:val="1"/>
+      <w:numFmt w:val="bullet"/>
+      <w:lvlText w:val=""/>
+      <w:lvlJc w:val="left"/>
+      <w:pPr>
+        <w:ind w:left="4320" w:hanging="360"/>
+      </w:pPr>
+      <w:rPr>
+        <w:rFonts w:ascii="Wingdings" w:hAnsi="Wingdings" w:hint="default"/>
+      </w:rPr>
+    </w:lvl>
+    <w:lvl w:ilvl="6" w:tplc="04090001" w:tentative="1">
+      <w:start w:val="1"/>
+      <w:numFmt w:val="bullet"/>
+      <w:lvlText w:val=""/>
+      <w:lvlJc w:val="left"/>
+      <w:pPr>
+        <w:ind w:left="5040" w:hanging="360"/>
+      </w:pPr>
+      <w:rPr>
+        <w:rFonts w:ascii="Symbol" w:hAnsi="Symbol" w:hint="default"/>
+      </w:rPr>
+    </w:lvl>
+    <w:lvl w:ilvl="7" w:tplc="04090003" w:tentative="1">
+      <w:start w:val="1"/>
+      <w:numFmt w:val="bullet"/>
+      <w:lvlText w:val="o"/>
+      <w:lvlJc w:val="left"/>
+      <w:pPr>
+        <w:ind w:left="5760" w:hanging="360"/>
+      </w:pPr>
+      <w:rPr>
+        <w:rFonts w:ascii="Courier New" w:hAnsi="Courier New" w:cs="Courier New" w:hint="default"/>
+      </w:rPr>
+    </w:lvl>
+    <w:lvl w:ilvl="8" w:tplc="04090005" w:tentative="1">
+      <w:start w:val="1"/>
+      <w:numFmt w:val="bullet"/>
+      <w:lvlText w:val=""/>
+      <w:lvlJc w:val="left"/>
+      <w:pPr>
+        <w:ind w:left="6480" w:hanging="360"/>
+      </w:pPr>
+      <w:rPr>
+        <w:rFonts w:ascii="Wingdings" w:hAnsi="Wingdings" w:hint="default"/>
+      </w:rPr>
+    </w:lvl>
+  </w:abstractNum>
+  <w:abstractNum w:abstractNumId="2" w15:restartNumberingAfterBreak="0">
     <w:nsid w:val="393B48CF"/>
     <w:multiLevelType w:val="hybridMultilevel"/>
     <w:tmpl w:val="55AC02E4"/>
@@ -606,7 +938,7 @@
       </w:rPr>
     </w:lvl>
   </w:abstractNum>
-  <w:abstractNum w:abstractNumId="2" w15:restartNumberingAfterBreak="0">
+  <w:abstractNum w:abstractNumId="3" w15:restartNumberingAfterBreak="0">
     <w:nsid w:val="5A524101"/>
     <w:multiLevelType w:val="hybridMultilevel"/>
     <w:tmpl w:val="E7682AD8"/>
@@ -720,12 +1052,15 @@
     </w:lvl>
   </w:abstractNum>
   <w:num w:numId="1" w16cid:durableId="1000233383">
-    <w:abstractNumId w:val="2"/>
+    <w:abstractNumId w:val="3"/>
   </w:num>
   <w:num w:numId="2" w16cid:durableId="136653437">
     <w:abstractNumId w:val="0"/>
   </w:num>
   <w:num w:numId="3" w16cid:durableId="2146463530">
+    <w:abstractNumId w:val="2"/>
+  </w:num>
+  <w:num w:numId="4" w16cid:durableId="1075008583">
     <w:abstractNumId w:val="1"/>
   </w:num>
 </w:numbering>
@@ -903,7 +1238,7 @@
     <w:lsdException w:name="Table Web 2" w:semiHidden="1" w:unhideWhenUsed="1"/>
     <w:lsdException w:name="Table Web 3" w:semiHidden="1" w:unhideWhenUsed="1"/>
     <w:lsdException w:name="Balloon Text" w:semiHidden="1" w:unhideWhenUsed="1"/>
-    <w:lsdException w:name="Table Grid" w:uiPriority="59"/>
+    <w:lsdException w:name="Table Grid" w:uiPriority="39"/>
     <w:lsdException w:name="Table Theme" w:semiHidden="1" w:unhideWhenUsed="1"/>
     <w:lsdException w:name="Placeholder Text" w:semiHidden="1"/>
     <w:lsdException w:name="No Spacing" w:uiPriority="1" w:qFormat="1"/>
@@ -1129,12 +1464,11 @@
   <w:style w:type="paragraph" w:default="1" w:styleId="Normal">
     <w:name w:val="Normal"/>
     <w:qFormat/>
-    <w:rsid w:val="00E62B86"/>
+    <w:rsid w:val="004C47D2"/>
   </w:style>
   <w:style w:type="character" w:default="1" w:styleId="DefaultParagraphFont">
     <w:name w:val="Default Paragraph Font"/>
     <w:uiPriority w:val="1"/>
-    <w:semiHidden/>
     <w:unhideWhenUsed/>
   </w:style>
   <w:style w:type="table" w:default="1" w:styleId="TableNormal">
@@ -1168,6 +1502,25 @@
       <w:ind w:left="720"/>
       <w:contextualSpacing/>
     </w:pPr>
+  </w:style>
+  <w:style w:type="table" w:styleId="TableGrid">
+    <w:name w:val="Table Grid"/>
+    <w:basedOn w:val="TableNormal"/>
+    <w:uiPriority w:val="39"/>
+    <w:rsid w:val="004C47D2"/>
+    <w:pPr>
+      <w:spacing w:after="0" w:line="240" w:lineRule="auto"/>
+    </w:pPr>
+    <w:tblPr>
+      <w:tblBorders>
+        <w:top w:val="single" w:sz="4" w:space="0" w:color="auto"/>
+        <w:left w:val="single" w:sz="4" w:space="0" w:color="auto"/>
+        <w:bottom w:val="single" w:sz="4" w:space="0" w:color="auto"/>
+        <w:right w:val="single" w:sz="4" w:space="0" w:color="auto"/>
+        <w:insideH w:val="single" w:sz="4" w:space="0" w:color="auto"/>
+        <w:insideV w:val="single" w:sz="4" w:space="0" w:color="auto"/>
+      </w:tblBorders>
+    </w:tblPr>
   </w:style>
 </w:styles>
 </file>
